--- a/docs/grant-summaries/sjf-tenant-housing-justice.docx
+++ b/docs/grant-summaries/sjf-tenant-housing-justice.docx
@@ -514,7 +514,7 @@
         </w:rPr>
         <w:t xml:space="preserve">Official funder page: </w:t>
       </w:r>
-      <w:hyperlink w:history="1" r:id="rIdmt2pkrw1zkocc29jy-jng">
+      <w:hyperlink w:history="1" r:id="rId5lmpgvqivitml--trikfo">
         <w:r>
           <w:rPr>
             <w:rStyle w:val="Hyperlink"/>

--- a/docs/grant-summaries/sjf-tenant-housing-justice.docx
+++ b/docs/grant-summaries/sjf-tenant-housing-justice.docx
@@ -514,7 +514,7 @@
         </w:rPr>
         <w:t xml:space="preserve">Official funder page: </w:t>
       </w:r>
-      <w:hyperlink w:history="1" r:id="rId5lmpgvqivitml--trikfo">
+      <w:hyperlink w:history="1" r:id="rIdzgsv3cdon63dtktudhvsj">
         <w:r>
           <w:rPr>
             <w:rStyle w:val="Hyperlink"/>

--- a/docs/grant-summaries/sjf-tenant-housing-justice.docx
+++ b/docs/grant-summaries/sjf-tenant-housing-justice.docx
@@ -444,6 +444,23 @@
         <w:pStyle w:val="Heading2"/>
       </w:pPr>
       <w:r>
+        <w:t xml:space="preserve">How This Applies to Proud Ground</w:t>
+      </w:r>
+    </w:p>
+    <w:p>
+      <w:r>
+        <w:rPr>
+          <w:sz w:val="22"/>
+          <w:szCs w:val="22"/>
+        </w:rPr>
+        <w:t xml:space="preserve">This grant supports community organizing toward housing-justice alternatives, complementing Proud Ground's mission of equitable, lasting BIPOC homeownership. A fit would emphasize Proud Ground's role in building community-controlled, anti-displacement housing rather than service delivery alone.</w:t>
+      </w:r>
+    </w:p>
+    <w:p>
+      <w:pPr>
+        <w:pStyle w:val="Heading2"/>
+      </w:pPr>
+      <w:r>
         <w:t xml:space="preserve">Application Checklist — What You’ll Need</w:t>
       </w:r>
     </w:p>
@@ -514,7 +531,7 @@
         </w:rPr>
         <w:t xml:space="preserve">Official funder page: </w:t>
       </w:r>
-      <w:hyperlink w:history="1" r:id="rIdzgsv3cdon63dtktudhvsj">
+      <w:hyperlink w:history="1" r:id="rIdml7soj67lsgxkm3y8plur">
         <w:r>
           <w:rPr>
             <w:rStyle w:val="Hyperlink"/>

--- a/docs/grant-summaries/sjf-tenant-housing-justice.docx
+++ b/docs/grant-summaries/sjf-tenant-housing-justice.docx
@@ -531,7 +531,7 @@
         </w:rPr>
         <w:t xml:space="preserve">Official funder page: </w:t>
       </w:r>
-      <w:hyperlink w:history="1" r:id="rIdml7soj67lsgxkm3y8plur">
+      <w:hyperlink w:history="1" r:id="rId1u6dn9umz8sd2vgnwmlj6">
         <w:r>
           <w:rPr>
             <w:rStyle w:val="Hyperlink"/>
